--- a/zht/docx/03.content.docx
+++ b/zht/docx/03.content.docx
@@ -136,13 +136,6 @@
         <w:rPr>
           <w:lang w:val="zh_TW" w:bidi="zh_TW"/>
         </w:rPr>
-      </w:r>
-      <w:r>
-        <w:rPr>
-          <w:i/>
-          <w:lang w:val="zh_TW" w:bidi="zh_TW"/>
-        </w:rPr>
-        <w:t>利未記 1:3, 利未記 1:4, 利未記 1:5, 利未記 1:8, 利未記 1:9, 利未記 1:9 (#2), 利未記 1:10, 利未記 1:11, 利未記 1:11 (#2), 利未記 1:14, 利未記 2:1, 利未記 2:1 (#2), 利未記 2:3, 利未記 2:4, 利未記 2:11, 利未記 2:13, 利未記 3:1, 利未記 3:2, 利未記 3:3–4, 利未記 3:6–8, 利未記 3:9, 利未記 3:16, 利未記 3:17, 利未記 4:3, 利未記 4:6, 利未記 4:11, 利未記 4:15, 利未記 4:20, 利未記 4:23, 利未記 4:27, 利未記 4:32, 利未記 5:1, 利未記 5:2, 利未記 5:5–6, 利未記 5:6, 利未記 5:7, 利未記 5:11, 利未記 5:15, 利未記 6:1–4, 利未記 6:5, 利未記 6:6, 利未記 6:9, 利未記 6:10, 利未記 6:11, 利未記 6:12–13, 利未記 6:16, 利未記 6:20, 利未記 6:21, 利未記 6:22, 利未記 6:26, 利未記 6:28, 利未記 6:30, 利未記 7:7, 利未記 7:8, 利未記 7:9–10, 利未記 7:17, 利未記 7:25–26, 利未記 7:32, 利未記 8:1, 利未記 8:3, 利未記 8:7, 利未記 8:8, 利未記 8:9, 利未記 8:10, 利未記 8:12, 利未記 8:14–15, 利未記 8:18–19, 利未記 8:23, 利未記 8:35, 利未記 8:36, 利未記 9:1, 利未記 9:2, 利未記 9:3–4, 利未記 9:6, 利未記 9:22, 利未記 9:24, 利未記 9:24 (#2), 利未記 10:1, 利未記 10:2, 利未記 10:4, 利未記 10:7, 利未記 10:9, 利未記 10:16, 利未記 11:3, 利未記 11:4, 利未記 11:9, 利未記 11:13–16, 利未記 11:21, 利未記 11:23, 利未記 11:29–30, 利未記 11:35, 利未記 11:42, 利未記 11:45, 利未記 12:2–3, 利未記 12:4, 利未記 12:5, 利未記 12:6, 利未記 12:8, 利未記 12:8 (#2), 利未記 13:2, 利未記 13:4, 利未記 13:6, 利未記 13:9–10, 利未記 13:11, 利未記 13:14, 利未記 13:16–17, 利未記 13:18–19, 利未記 13:29, 利未記 13:40, 利未記 13:44, 利未記 13:45–46, 利未記 13:57, 利未記 14:3, 利未記 14:4, 利未記 14:7, 利未記 14:8–9, 利未記 14:10, 利未記 14:21, 利未記 14:28–29, 利未記 14:44, 利未記 14:45, 利未記 14:52, 利未記 15:3, 利未記 15:7, 利未記 15:13, 利未記 15:15, 利未記 15:16–18, 利未記 15:19, 利未記 15:24, 利未記 15:29, 利未記 16:2, 利未記 16:3, 利未記 16:4, 利未記 16:5, 利未記 16:8, 利未記 16:10, 利未記 16:11, 利未記 16:13, 利未記 16:17, 利未記 16:21, 利未記 16:23, 利未記 16:29, 利未記 17:3–4, 利未記 17:5, 利未記 17:7, 利未記 17:11, 利未記 17:13, 利未記 17:15, 利未記 17:15 (#2), 利未記 18:3, 利未記 18:6, 利未記 18:19, 利未記 18:21, 利未記 18:22–23, 利未記 18:28, 利未記 18:29, 利未記 19:3–4, 利未記 19:10, 利未記 19:15, 利未記 19:18, 利未記 19:19, 利未記 19:25, 利未記 19:27, 利未記 19:32, 利未記 19:34, 利未記 20:2, 利未記 20:3, 利未記 20:6, 利未記 20:13, 利未記 20:15–16, 利未記 20:24, 利未記 21:2–3, 利未記 21:5, 利未記 21:9, 利未記 21:11, 利未記 21:14, 利未記 21:18, 利未記 22:2–3, 利未記 22:6, 利未記 22:9, 利未記 22:10–11, 利未記 22:13, 利未記 22:14, 利未記 22:18, 利未記 22:20, 利未記 22:26, 利未記 22:30, 利未記 23:3, 利未記 23:5, 利未記 23:6, 利未記 23:10, 利未記 23:27, 利未記 23:31, 利未記 23:33, 利未記 23:40, 利未記 23:42, 利未記 24:3, 利未記 24:5–6, 利未記 24:9, 利未記 24:14, 利未記 24:17, 利未記 24:19–20, 利未記 25:4, 利未記 25:9, 利未記 25:10, 利未記 25:10 (#2), 利未記 25:12, 利未記 25:15–17, 利未記 25:21, 利未記 25:23, 利未記 25:30, 利未記 25:35–36, 利未記 25:40, 利未記 26:1, 利未記 26:3, 利未記 26:6, 利未記 26:12, 利未記 26:16, 利未記 26:18, 利未記 26:18–19, 利未記 26:21–22, 利未記 26:40–42, 利未記 26:45, 利未記 27:2, 利未記 27:3, 利未記 27:4, 利未記 27:8, 利未記 27:11, 利未記 27:14, 利未記 27:16, 利未記 27:23, 利未記 27:26, 利未記 27:28, 利未記 27:31</w:t>
       </w:r>
       <w:r>
         <w:rPr>

--- a/zht/docx/03.content.docx
+++ b/zht/docx/03.content.docx
@@ -123,19 +123,6 @@
           <w:lang w:val="zh_TW" w:bidi="zh_TW"/>
         </w:rPr>
         <w:t>LEV</w:t>
-      </w:r>
-      <w:r>
-        <w:rPr>
-          <w:lang w:val="zh_TW" w:bidi="zh_TW"/>
-        </w:rPr>
-      </w:r>
-    </w:p>
-    <w:p>
-      <w:pPr/>
-      <w:r>
-        <w:rPr>
-          <w:lang w:val="zh_TW" w:bidi="zh_TW"/>
-        </w:rPr>
       </w:r>
       <w:r>
         <w:rPr>

--- a/zht/docx/03.content.docx
+++ b/zht/docx/03.content.docx
@@ -19,7 +19,7 @@
         <w:rPr>
           <w:lang w:val="zh_TW" w:bidi="zh_TW"/>
         </w:rPr>
-        <w:t>Resource: 翻譯問題 (unfoldingWord)</w:t>
+        <w:t>Resource: unfoldingWord® Translation Questions</w:t>
       </w:r>
       <w:r>
         <w:rPr>
@@ -85,7 +85,7 @@
         <w:rPr>
           <w:lang w:val="zh_TW" w:bidi="zh_TW"/>
         </w:rPr>
-        <w:t>翻譯問題 (unfoldingWord)</w:t>
+        <w:t>unfoldingWord® Translation Questions</w:t>
       </w:r>
     </w:p>
     <w:p>
